--- a/docs/Chem4Word-Version3-3-Technical-Manual.docx
+++ b/docs/Chem4Word-Version3-3-Technical-Manual.docx
@@ -1,6 +1,6 @@
 
 <file path=word/document.xml><?xml version="1.0" encoding="utf-8"?>
-<w:document xmlns:wpc="http://schemas.microsoft.com/office/word/2010/wordprocessingCanvas" xmlns:cx="http://schemas.microsoft.com/office/drawing/2014/chartex" xmlns:cx1="http://schemas.microsoft.com/office/drawing/2015/9/8/chartex" xmlns:cx2="http://schemas.microsoft.com/office/drawing/2015/10/21/chartex" xmlns:cx3="http://schemas.microsoft.com/office/drawing/2016/5/9/chartex" xmlns:cx4="http://schemas.microsoft.com/office/drawing/2016/5/10/chartex" xmlns:cx5="http://schemas.microsoft.com/office/drawing/2016/5/11/chartex" xmlns:cx6="http://schemas.microsoft.com/office/drawing/2016/5/12/chartex" xmlns:cx7="http://schemas.microsoft.com/office/drawing/2016/5/13/chartex" xmlns:cx8="http://schemas.microsoft.com/office/drawing/2016/5/14/chartex" xmlns:mc="http://schemas.openxmlformats.org/markup-compatibility/2006" xmlns:aink="http://schemas.microsoft.com/office/drawing/2016/ink" xmlns:am3d="http://schemas.microsoft.com/office/drawing/2017/model3d" xmlns:o="urn:schemas-microsoft-com:office:office" xmlns:r="http://schemas.openxmlformats.org/officeDocument/2006/relationships" xmlns:m="http://schemas.openxmlformats.org/officeDocument/2006/math" xmlns:v="urn:schemas-microsoft-com:vml" xmlns:wp14="http://schemas.microsoft.com/office/word/2010/wordprocessingDrawing" xmlns:wp="http://schemas.openxmlformats.org/drawingml/2006/wordprocessingDrawing" xmlns:w10="urn:schemas-microsoft-com:office:word" xmlns:w="http://schemas.openxmlformats.org/wordprocessingml/2006/main" xmlns:w14="http://schemas.microsoft.com/office/word/2010/wordml" xmlns:w15="http://schemas.microsoft.com/office/word/2012/wordml" xmlns:w16cex="http://schemas.microsoft.com/office/word/2018/wordml/cex" xmlns:w16cid="http://schemas.microsoft.com/office/word/2016/wordml/cid" xmlns:w16="http://schemas.microsoft.com/office/word/2018/wordml" xmlns:w16sdtdh="http://schemas.microsoft.com/office/word/2020/wordml/sdtdatahash" xmlns:w16se="http://schemas.microsoft.com/office/word/2015/wordml/symex" xmlns:wpg="http://schemas.microsoft.com/office/word/2010/wordprocessingGroup" xmlns:wpi="http://schemas.microsoft.com/office/word/2010/wordprocessingInk" xmlns:wne="http://schemas.microsoft.com/office/word/2006/wordml" xmlns:wps="http://schemas.microsoft.com/office/word/2010/wordprocessingShape" mc:Ignorable="w14 w15 w16se w16cid w16 w16cex w16sdtdh wp14">
+<w:document xmlns:wpc="http://schemas.microsoft.com/office/word/2010/wordprocessingCanvas" xmlns:cx="http://schemas.microsoft.com/office/drawing/2014/chartex" xmlns:cx1="http://schemas.microsoft.com/office/drawing/2015/9/8/chartex" xmlns:cx2="http://schemas.microsoft.com/office/drawing/2015/10/21/chartex" xmlns:cx3="http://schemas.microsoft.com/office/drawing/2016/5/9/chartex" xmlns:cx4="http://schemas.microsoft.com/office/drawing/2016/5/10/chartex" xmlns:cx5="http://schemas.microsoft.com/office/drawing/2016/5/11/chartex" xmlns:cx6="http://schemas.microsoft.com/office/drawing/2016/5/12/chartex" xmlns:cx7="http://schemas.microsoft.com/office/drawing/2016/5/13/chartex" xmlns:cx8="http://schemas.microsoft.com/office/drawing/2016/5/14/chartex" xmlns:mc="http://schemas.openxmlformats.org/markup-compatibility/2006" xmlns:aink="http://schemas.microsoft.com/office/drawing/2016/ink" xmlns:am3d="http://schemas.microsoft.com/office/drawing/2017/model3d" xmlns:o="urn:schemas-microsoft-com:office:office" xmlns:oel="http://schemas.microsoft.com/office/2019/extlst" xmlns:r="http://schemas.openxmlformats.org/officeDocument/2006/relationships" xmlns:m="http://schemas.openxmlformats.org/officeDocument/2006/math" xmlns:v="urn:schemas-microsoft-com:vml" xmlns:wp14="http://schemas.microsoft.com/office/word/2010/wordprocessingDrawing" xmlns:wp="http://schemas.openxmlformats.org/drawingml/2006/wordprocessingDrawing" xmlns:w10="urn:schemas-microsoft-com:office:word" xmlns:w="http://schemas.openxmlformats.org/wordprocessingml/2006/main" xmlns:w14="http://schemas.microsoft.com/office/word/2010/wordml" xmlns:w15="http://schemas.microsoft.com/office/word/2012/wordml" xmlns:w16cex="http://schemas.microsoft.com/office/word/2018/wordml/cex" xmlns:w16cid="http://schemas.microsoft.com/office/word/2016/wordml/cid" xmlns:w16="http://schemas.microsoft.com/office/word/2018/wordml" xmlns:w16du="http://schemas.microsoft.com/office/word/2023/wordml/word16du" xmlns:w16sdtdh="http://schemas.microsoft.com/office/word/2020/wordml/sdtdatahash" xmlns:w16sdtfl="http://schemas.microsoft.com/office/word/2024/wordml/sdtformatlock" xmlns:w16se="http://schemas.microsoft.com/office/word/2015/wordml/symex" xmlns:wpg="http://schemas.microsoft.com/office/word/2010/wordprocessingGroup" xmlns:wpi="http://schemas.microsoft.com/office/word/2010/wordprocessingInk" xmlns:wne="http://schemas.microsoft.com/office/word/2006/wordml" xmlns:wps="http://schemas.microsoft.com/office/word/2010/wordprocessingShape" mc:Ignorable="w14 w15 w16se w16cid w16 w16cex w16sdtdh w16sdtfl w16du wp14">
   <w:body>
     <w:p>
       <w:pPr>
@@ -180,7 +180,7 @@
           <w:b/>
           <w:sz w:val="40"/>
         </w:rPr>
-        <w:t>2</w:t>
+        <w:t>3</w:t>
       </w:r>
     </w:p>
     <w:p/>
@@ -505,7 +505,39 @@
         <w:pStyle w:val="BodyText"/>
       </w:pPr>
       <w:r>
-        <w:t>The machine readable Chemistry is stored as hidden Word Objects called CustomXmlParts, as their name suggests they can be used to store XML (or in our case CML, which is a dialect of XML).  When a hidden chemistry object is first created, it is given a Globally Unique Identifier (Guid).  This Guid is then stored in the Tag of each visible Content Control which contains Chemistry, this allows us to find the Chemistry data, when an operation on a chemistry zone is carried out.</w:t>
+        <w:t xml:space="preserve">The </w:t>
+      </w:r>
+      <w:proofErr w:type="gramStart"/>
+      <w:r>
+        <w:t>machine readable</w:t>
+      </w:r>
+      <w:proofErr w:type="gramEnd"/>
+      <w:r>
+        <w:t xml:space="preserve"> Chemistry is stored as hidden Word Objects called </w:t>
+      </w:r>
+      <w:proofErr w:type="spellStart"/>
+      <w:r>
+        <w:t>CustomXmlParts</w:t>
+      </w:r>
+      <w:proofErr w:type="spellEnd"/>
+      <w:r>
+        <w:t>, as their name suggests they can be used to store XML (or in our case CML, which is a dialect of XML).  When a hidden chemistry object is first created, it is given a Globally Unique Identifier (</w:t>
+      </w:r>
+      <w:proofErr w:type="spellStart"/>
+      <w:r>
+        <w:t>Guid</w:t>
+      </w:r>
+      <w:proofErr w:type="spellEnd"/>
+      <w:r>
+        <w:t xml:space="preserve">).  This </w:t>
+      </w:r>
+      <w:proofErr w:type="spellStart"/>
+      <w:r>
+        <w:t>Guid</w:t>
+      </w:r>
+      <w:proofErr w:type="spellEnd"/>
+      <w:r>
+        <w:t xml:space="preserve"> is then stored in the Tag of each visible Content Control which contains Chemistry, this allows us to find the Chemistry data, when an operation on a chemistry zone is carried out.</w:t>
       </w:r>
     </w:p>
     <w:p>
@@ -536,7 +568,7 @@
           <v:shape id="_x0000_i1025" type="#_x0000_t75" style="width:444pt;height:232.5pt" o:ole="">
             <v:imagedata r:id="rId9" o:title=""/>
           </v:shape>
-          <o:OLEObject Type="Embed" ProgID="Visio.Drawing.15" ShapeID="_x0000_i1025" DrawAspect="Content" ObjectID="_1707547585" r:id="rId10"/>
+          <o:OLEObject Type="Embed" ProgID="Visio.Drawing.15" ShapeID="_x0000_i1025" DrawAspect="Content" ObjectID="_1840784747" r:id="rId10"/>
         </w:object>
       </w:r>
     </w:p>
@@ -644,15 +676,31 @@
         <w:t>incorporated</w:t>
       </w:r>
       <w:r>
-        <w:t xml:space="preserve"> into a SharePoint ListItem</w:t>
-      </w:r>
-      <w:r>
-        <w:t>Receiver to extract and index the chemistry when a document is created or updated in a SharePoint library.</w:t>
-      </w:r>
-    </w:p>
-    <w:p>
-      <w:r>
-        <w:t>File “Program.cs” the main entry point.</w:t>
+        <w:t xml:space="preserve"> into a SharePoint </w:t>
+      </w:r>
+      <w:proofErr w:type="spellStart"/>
+      <w:r>
+        <w:t>ListItem</w:t>
+      </w:r>
+      <w:r>
+        <w:t>Receiver</w:t>
+      </w:r>
+      <w:proofErr w:type="spellEnd"/>
+      <w:r>
+        <w:t xml:space="preserve"> to extract and index the chemistry when a document is created or updated in a SharePoint library.</w:t>
+      </w:r>
+    </w:p>
+    <w:p>
+      <w:r>
+        <w:t>File “</w:t>
+      </w:r>
+      <w:proofErr w:type="spellStart"/>
+      <w:r>
+        <w:t>Program.cs</w:t>
+      </w:r>
+      <w:proofErr w:type="spellEnd"/>
+      <w:r>
+        <w:t>” the main entry point.</w:t>
       </w:r>
     </w:p>
     <w:p>
@@ -2125,7 +2173,15 @@
     <w:p/>
     <w:p>
       <w:r>
-        <w:t>File “ChemistryReader.cs” this collects the Chemistry Zones as CML</w:t>
+        <w:t>File “</w:t>
+      </w:r>
+      <w:proofErr w:type="spellStart"/>
+      <w:r>
+        <w:t>ChemistryReader.cs</w:t>
+      </w:r>
+      <w:proofErr w:type="spellEnd"/>
+      <w:r>
+        <w:t>” this collects the Chemistry Zones as CML</w:t>
       </w:r>
       <w:r>
         <w:t xml:space="preserve"> (XML)</w:t>
@@ -4542,7 +4598,7 @@
 </file>
 
 <file path=word/endnotes.xml><?xml version="1.0" encoding="utf-8"?>
-<w:endnotes xmlns:wpc="http://schemas.microsoft.com/office/word/2010/wordprocessingCanvas" xmlns:cx="http://schemas.microsoft.com/office/drawing/2014/chartex" xmlns:cx1="http://schemas.microsoft.com/office/drawing/2015/9/8/chartex" xmlns:cx2="http://schemas.microsoft.com/office/drawing/2015/10/21/chartex" xmlns:cx3="http://schemas.microsoft.com/office/drawing/2016/5/9/chartex" xmlns:cx4="http://schemas.microsoft.com/office/drawing/2016/5/10/chartex" xmlns:cx5="http://schemas.microsoft.com/office/drawing/2016/5/11/chartex" xmlns:cx6="http://schemas.microsoft.com/office/drawing/2016/5/12/chartex" xmlns:cx7="http://schemas.microsoft.com/office/drawing/2016/5/13/chartex" xmlns:cx8="http://schemas.microsoft.com/office/drawing/2016/5/14/chartex" xmlns:mc="http://schemas.openxmlformats.org/markup-compatibility/2006" xmlns:aink="http://schemas.microsoft.com/office/drawing/2016/ink" xmlns:am3d="http://schemas.microsoft.com/office/drawing/2017/model3d" xmlns:o="urn:schemas-microsoft-com:office:office" xmlns:r="http://schemas.openxmlformats.org/officeDocument/2006/relationships" xmlns:m="http://schemas.openxmlformats.org/officeDocument/2006/math" xmlns:v="urn:schemas-microsoft-com:vml" xmlns:wp14="http://schemas.microsoft.com/office/word/2010/wordprocessingDrawing" xmlns:wp="http://schemas.openxmlformats.org/drawingml/2006/wordprocessingDrawing" xmlns:w10="urn:schemas-microsoft-com:office:word" xmlns:w="http://schemas.openxmlformats.org/wordprocessingml/2006/main" xmlns:w14="http://schemas.microsoft.com/office/word/2010/wordml" xmlns:w15="http://schemas.microsoft.com/office/word/2012/wordml" xmlns:w16cex="http://schemas.microsoft.com/office/word/2018/wordml/cex" xmlns:w16cid="http://schemas.microsoft.com/office/word/2016/wordml/cid" xmlns:w16="http://schemas.microsoft.com/office/word/2018/wordml" xmlns:w16sdtdh="http://schemas.microsoft.com/office/word/2020/wordml/sdtdatahash" xmlns:w16se="http://schemas.microsoft.com/office/word/2015/wordml/symex" xmlns:wpg="http://schemas.microsoft.com/office/word/2010/wordprocessingGroup" xmlns:wpi="http://schemas.microsoft.com/office/word/2010/wordprocessingInk" xmlns:wne="http://schemas.microsoft.com/office/word/2006/wordml" xmlns:wps="http://schemas.microsoft.com/office/word/2010/wordprocessingShape" mc:Ignorable="w14 w15 w16se w16cid w16 w16cex w16sdtdh wp14">
+<w:endnotes xmlns:wpc="http://schemas.microsoft.com/office/word/2010/wordprocessingCanvas" xmlns:cx="http://schemas.microsoft.com/office/drawing/2014/chartex" xmlns:cx1="http://schemas.microsoft.com/office/drawing/2015/9/8/chartex" xmlns:cx2="http://schemas.microsoft.com/office/drawing/2015/10/21/chartex" xmlns:cx3="http://schemas.microsoft.com/office/drawing/2016/5/9/chartex" xmlns:cx4="http://schemas.microsoft.com/office/drawing/2016/5/10/chartex" xmlns:cx5="http://schemas.microsoft.com/office/drawing/2016/5/11/chartex" xmlns:cx6="http://schemas.microsoft.com/office/drawing/2016/5/12/chartex" xmlns:cx7="http://schemas.microsoft.com/office/drawing/2016/5/13/chartex" xmlns:cx8="http://schemas.microsoft.com/office/drawing/2016/5/14/chartex" xmlns:mc="http://schemas.openxmlformats.org/markup-compatibility/2006" xmlns:aink="http://schemas.microsoft.com/office/drawing/2016/ink" xmlns:am3d="http://schemas.microsoft.com/office/drawing/2017/model3d" xmlns:o="urn:schemas-microsoft-com:office:office" xmlns:oel="http://schemas.microsoft.com/office/2019/extlst" xmlns:r="http://schemas.openxmlformats.org/officeDocument/2006/relationships" xmlns:m="http://schemas.openxmlformats.org/officeDocument/2006/math" xmlns:v="urn:schemas-microsoft-com:vml" xmlns:wp14="http://schemas.microsoft.com/office/word/2010/wordprocessingDrawing" xmlns:wp="http://schemas.openxmlformats.org/drawingml/2006/wordprocessingDrawing" xmlns:w10="urn:schemas-microsoft-com:office:word" xmlns:w="http://schemas.openxmlformats.org/wordprocessingml/2006/main" xmlns:w14="http://schemas.microsoft.com/office/word/2010/wordml" xmlns:w15="http://schemas.microsoft.com/office/word/2012/wordml" xmlns:w16cex="http://schemas.microsoft.com/office/word/2018/wordml/cex" xmlns:w16cid="http://schemas.microsoft.com/office/word/2016/wordml/cid" xmlns:w16="http://schemas.microsoft.com/office/word/2018/wordml" xmlns:w16du="http://schemas.microsoft.com/office/word/2023/wordml/word16du" xmlns:w16sdtdh="http://schemas.microsoft.com/office/word/2020/wordml/sdtdatahash" xmlns:w16sdtfl="http://schemas.microsoft.com/office/word/2024/wordml/sdtformatlock" xmlns:w16se="http://schemas.microsoft.com/office/word/2015/wordml/symex" xmlns:wpg="http://schemas.microsoft.com/office/word/2010/wordprocessingGroup" xmlns:wpi="http://schemas.microsoft.com/office/word/2010/wordprocessingInk" xmlns:wne="http://schemas.microsoft.com/office/word/2006/wordml" xmlns:wps="http://schemas.microsoft.com/office/word/2010/wordprocessingShape" mc:Ignorable="w14 w15 w16se w16cid w16 w16cex w16sdtdh w16sdtfl w16du wp14">
   <w:endnote w:type="separator" w:id="-1">
     <w:p>
       <w:pPr>
@@ -4574,7 +4630,7 @@
 </file>
 
 <file path=word/footnotes.xml><?xml version="1.0" encoding="utf-8"?>
-<w:footnotes xmlns:wpc="http://schemas.microsoft.com/office/word/2010/wordprocessingCanvas" xmlns:cx="http://schemas.microsoft.com/office/drawing/2014/chartex" xmlns:cx1="http://schemas.microsoft.com/office/drawing/2015/9/8/chartex" xmlns:cx2="http://schemas.microsoft.com/office/drawing/2015/10/21/chartex" xmlns:cx3="http://schemas.microsoft.com/office/drawing/2016/5/9/chartex" xmlns:cx4="http://schemas.microsoft.com/office/drawing/2016/5/10/chartex" xmlns:cx5="http://schemas.microsoft.com/office/drawing/2016/5/11/chartex" xmlns:cx6="http://schemas.microsoft.com/office/drawing/2016/5/12/chartex" xmlns:cx7="http://schemas.microsoft.com/office/drawing/2016/5/13/chartex" xmlns:cx8="http://schemas.microsoft.com/office/drawing/2016/5/14/chartex" xmlns:mc="http://schemas.openxmlformats.org/markup-compatibility/2006" xmlns:aink="http://schemas.microsoft.com/office/drawing/2016/ink" xmlns:am3d="http://schemas.microsoft.com/office/drawing/2017/model3d" xmlns:o="urn:schemas-microsoft-com:office:office" xmlns:r="http://schemas.openxmlformats.org/officeDocument/2006/relationships" xmlns:m="http://schemas.openxmlformats.org/officeDocument/2006/math" xmlns:v="urn:schemas-microsoft-com:vml" xmlns:wp14="http://schemas.microsoft.com/office/word/2010/wordprocessingDrawing" xmlns:wp="http://schemas.openxmlformats.org/drawingml/2006/wordprocessingDrawing" xmlns:w10="urn:schemas-microsoft-com:office:word" xmlns:w="http://schemas.openxmlformats.org/wordprocessingml/2006/main" xmlns:w14="http://schemas.microsoft.com/office/word/2010/wordml" xmlns:w15="http://schemas.microsoft.com/office/word/2012/wordml" xmlns:w16cex="http://schemas.microsoft.com/office/word/2018/wordml/cex" xmlns:w16cid="http://schemas.microsoft.com/office/word/2016/wordml/cid" xmlns:w16="http://schemas.microsoft.com/office/word/2018/wordml" xmlns:w16sdtdh="http://schemas.microsoft.com/office/word/2020/wordml/sdtdatahash" xmlns:w16se="http://schemas.microsoft.com/office/word/2015/wordml/symex" xmlns:wpg="http://schemas.microsoft.com/office/word/2010/wordprocessingGroup" xmlns:wpi="http://schemas.microsoft.com/office/word/2010/wordprocessingInk" xmlns:wne="http://schemas.microsoft.com/office/word/2006/wordml" xmlns:wps="http://schemas.microsoft.com/office/word/2010/wordprocessingShape" mc:Ignorable="w14 w15 w16se w16cid w16 w16cex w16sdtdh wp14">
+<w:footnotes xmlns:wpc="http://schemas.microsoft.com/office/word/2010/wordprocessingCanvas" xmlns:cx="http://schemas.microsoft.com/office/drawing/2014/chartex" xmlns:cx1="http://schemas.microsoft.com/office/drawing/2015/9/8/chartex" xmlns:cx2="http://schemas.microsoft.com/office/drawing/2015/10/21/chartex" xmlns:cx3="http://schemas.microsoft.com/office/drawing/2016/5/9/chartex" xmlns:cx4="http://schemas.microsoft.com/office/drawing/2016/5/10/chartex" xmlns:cx5="http://schemas.microsoft.com/office/drawing/2016/5/11/chartex" xmlns:cx6="http://schemas.microsoft.com/office/drawing/2016/5/12/chartex" xmlns:cx7="http://schemas.microsoft.com/office/drawing/2016/5/13/chartex" xmlns:cx8="http://schemas.microsoft.com/office/drawing/2016/5/14/chartex" xmlns:mc="http://schemas.openxmlformats.org/markup-compatibility/2006" xmlns:aink="http://schemas.microsoft.com/office/drawing/2016/ink" xmlns:am3d="http://schemas.microsoft.com/office/drawing/2017/model3d" xmlns:o="urn:schemas-microsoft-com:office:office" xmlns:oel="http://schemas.microsoft.com/office/2019/extlst" xmlns:r="http://schemas.openxmlformats.org/officeDocument/2006/relationships" xmlns:m="http://schemas.openxmlformats.org/officeDocument/2006/math" xmlns:v="urn:schemas-microsoft-com:vml" xmlns:wp14="http://schemas.microsoft.com/office/word/2010/wordprocessingDrawing" xmlns:wp="http://schemas.openxmlformats.org/drawingml/2006/wordprocessingDrawing" xmlns:w10="urn:schemas-microsoft-com:office:word" xmlns:w="http://schemas.openxmlformats.org/wordprocessingml/2006/main" xmlns:w14="http://schemas.microsoft.com/office/word/2010/wordml" xmlns:w15="http://schemas.microsoft.com/office/word/2012/wordml" xmlns:w16cex="http://schemas.microsoft.com/office/word/2018/wordml/cex" xmlns:w16cid="http://schemas.microsoft.com/office/word/2016/wordml/cid" xmlns:w16="http://schemas.microsoft.com/office/word/2018/wordml" xmlns:w16du="http://schemas.microsoft.com/office/word/2023/wordml/word16du" xmlns:w16sdtdh="http://schemas.microsoft.com/office/word/2020/wordml/sdtdatahash" xmlns:w16sdtfl="http://schemas.microsoft.com/office/word/2024/wordml/sdtformatlock" xmlns:w16se="http://schemas.microsoft.com/office/word/2015/wordml/symex" xmlns:wpg="http://schemas.microsoft.com/office/word/2010/wordprocessingGroup" xmlns:wpi="http://schemas.microsoft.com/office/word/2010/wordprocessingInk" xmlns:wne="http://schemas.microsoft.com/office/word/2006/wordml" xmlns:wps="http://schemas.microsoft.com/office/word/2010/wordprocessingShape" mc:Ignorable="w14 w15 w16se w16cid w16 w16cex w16sdtdh w16sdtfl w16du wp14">
   <w:footnote w:type="separator" w:id="-1">
     <w:p>
       <w:pPr>
@@ -4625,7 +4681,7 @@
 </file>
 
 <file path=word/numbering.xml><?xml version="1.0" encoding="utf-8"?>
-<w:numbering xmlns:wpc="http://schemas.microsoft.com/office/word/2010/wordprocessingCanvas" xmlns:cx="http://schemas.microsoft.com/office/drawing/2014/chartex" xmlns:cx1="http://schemas.microsoft.com/office/drawing/2015/9/8/chartex" xmlns:cx2="http://schemas.microsoft.com/office/drawing/2015/10/21/chartex" xmlns:cx3="http://schemas.microsoft.com/office/drawing/2016/5/9/chartex" xmlns:cx4="http://schemas.microsoft.com/office/drawing/2016/5/10/chartex" xmlns:cx5="http://schemas.microsoft.com/office/drawing/2016/5/11/chartex" xmlns:cx6="http://schemas.microsoft.com/office/drawing/2016/5/12/chartex" xmlns:cx7="http://schemas.microsoft.com/office/drawing/2016/5/13/chartex" xmlns:cx8="http://schemas.microsoft.com/office/drawing/2016/5/14/chartex" xmlns:mc="http://schemas.openxmlformats.org/markup-compatibility/2006" xmlns:aink="http://schemas.microsoft.com/office/drawing/2016/ink" xmlns:am3d="http://schemas.microsoft.com/office/drawing/2017/model3d" xmlns:o="urn:schemas-microsoft-com:office:office" xmlns:r="http://schemas.openxmlformats.org/officeDocument/2006/relationships" xmlns:m="http://schemas.openxmlformats.org/officeDocument/2006/math" xmlns:v="urn:schemas-microsoft-com:vml" xmlns:wp14="http://schemas.microsoft.com/office/word/2010/wordprocessingDrawing" xmlns:wp="http://schemas.openxmlformats.org/drawingml/2006/wordprocessingDrawing" xmlns:w10="urn:schemas-microsoft-com:office:word" xmlns:w="http://schemas.openxmlformats.org/wordprocessingml/2006/main" xmlns:w14="http://schemas.microsoft.com/office/word/2010/wordml" xmlns:w15="http://schemas.microsoft.com/office/word/2012/wordml" xmlns:w16cex="http://schemas.microsoft.com/office/word/2018/wordml/cex" xmlns:w16cid="http://schemas.microsoft.com/office/word/2016/wordml/cid" xmlns:w16="http://schemas.microsoft.com/office/word/2018/wordml" xmlns:w16sdtdh="http://schemas.microsoft.com/office/word/2020/wordml/sdtdatahash" xmlns:w16se="http://schemas.microsoft.com/office/word/2015/wordml/symex" xmlns:wpg="http://schemas.microsoft.com/office/word/2010/wordprocessingGroup" xmlns:wpi="http://schemas.microsoft.com/office/word/2010/wordprocessingInk" xmlns:wne="http://schemas.microsoft.com/office/word/2006/wordml" xmlns:wps="http://schemas.microsoft.com/office/word/2010/wordprocessingShape" mc:Ignorable="w14 w15 w16se w16cid w16 w16cex w16sdtdh wp14">
+<w:numbering xmlns:wpc="http://schemas.microsoft.com/office/word/2010/wordprocessingCanvas" xmlns:cx="http://schemas.microsoft.com/office/drawing/2014/chartex" xmlns:cx1="http://schemas.microsoft.com/office/drawing/2015/9/8/chartex" xmlns:cx2="http://schemas.microsoft.com/office/drawing/2015/10/21/chartex" xmlns:cx3="http://schemas.microsoft.com/office/drawing/2016/5/9/chartex" xmlns:cx4="http://schemas.microsoft.com/office/drawing/2016/5/10/chartex" xmlns:cx5="http://schemas.microsoft.com/office/drawing/2016/5/11/chartex" xmlns:cx6="http://schemas.microsoft.com/office/drawing/2016/5/12/chartex" xmlns:cx7="http://schemas.microsoft.com/office/drawing/2016/5/13/chartex" xmlns:cx8="http://schemas.microsoft.com/office/drawing/2016/5/14/chartex" xmlns:mc="http://schemas.openxmlformats.org/markup-compatibility/2006" xmlns:aink="http://schemas.microsoft.com/office/drawing/2016/ink" xmlns:am3d="http://schemas.microsoft.com/office/drawing/2017/model3d" xmlns:o="urn:schemas-microsoft-com:office:office" xmlns:oel="http://schemas.microsoft.com/office/2019/extlst" xmlns:r="http://schemas.openxmlformats.org/officeDocument/2006/relationships" xmlns:m="http://schemas.openxmlformats.org/officeDocument/2006/math" xmlns:v="urn:schemas-microsoft-com:vml" xmlns:wp14="http://schemas.microsoft.com/office/word/2010/wordprocessingDrawing" xmlns:wp="http://schemas.openxmlformats.org/drawingml/2006/wordprocessingDrawing" xmlns:w10="urn:schemas-microsoft-com:office:word" xmlns:w="http://schemas.openxmlformats.org/wordprocessingml/2006/main" xmlns:w14="http://schemas.microsoft.com/office/word/2010/wordml" xmlns:w15="http://schemas.microsoft.com/office/word/2012/wordml" xmlns:w16cex="http://schemas.microsoft.com/office/word/2018/wordml/cex" xmlns:w16cid="http://schemas.microsoft.com/office/word/2016/wordml/cid" xmlns:w16="http://schemas.microsoft.com/office/word/2018/wordml" xmlns:w16du="http://schemas.microsoft.com/office/word/2023/wordml/word16du" xmlns:w16sdtdh="http://schemas.microsoft.com/office/word/2020/wordml/sdtdatahash" xmlns:w16sdtfl="http://schemas.microsoft.com/office/word/2024/wordml/sdtformatlock" xmlns:w16se="http://schemas.microsoft.com/office/word/2015/wordml/symex" xmlns:wpg="http://schemas.microsoft.com/office/word/2010/wordprocessingGroup" xmlns:wpi="http://schemas.microsoft.com/office/word/2010/wordprocessingInk" xmlns:wne="http://schemas.microsoft.com/office/word/2006/wordml" xmlns:wps="http://schemas.microsoft.com/office/word/2010/wordprocessingShape" mc:Ignorable="w14 w15 w16se w16cid w16 w16cex w16sdtdh w16sdtfl w16du wp14">
   <w:abstractNum w:abstractNumId="0" w15:restartNumberingAfterBreak="0">
     <w:nsid w:val="545A5134"/>
     <w:multiLevelType w:val="hybridMultilevel"/>
@@ -4880,17 +4936,17 @@
       </w:rPr>
     </w:lvl>
   </w:abstractNum>
-  <w:num w:numId="1">
+  <w:num w:numId="1" w16cid:durableId="704713915">
     <w:abstractNumId w:val="0"/>
   </w:num>
-  <w:num w:numId="2">
+  <w:num w:numId="2" w16cid:durableId="897477401">
     <w:abstractNumId w:val="1"/>
   </w:num>
 </w:numbering>
 </file>
 
 <file path=word/styles.xml><?xml version="1.0" encoding="utf-8"?>
-<w:styles xmlns:mc="http://schemas.openxmlformats.org/markup-compatibility/2006" xmlns:r="http://schemas.openxmlformats.org/officeDocument/2006/relationships" xmlns:w="http://schemas.openxmlformats.org/wordprocessingml/2006/main" xmlns:w14="http://schemas.microsoft.com/office/word/2010/wordml" xmlns:w15="http://schemas.microsoft.com/office/word/2012/wordml" xmlns:w16cex="http://schemas.microsoft.com/office/word/2018/wordml/cex" xmlns:w16cid="http://schemas.microsoft.com/office/word/2016/wordml/cid" xmlns:w16="http://schemas.microsoft.com/office/word/2018/wordml" xmlns:w16sdtdh="http://schemas.microsoft.com/office/word/2020/wordml/sdtdatahash" xmlns:w16se="http://schemas.microsoft.com/office/word/2015/wordml/symex" mc:Ignorable="w14 w15 w16se w16cid w16 w16cex w16sdtdh">
+<w:styles xmlns:mc="http://schemas.openxmlformats.org/markup-compatibility/2006" xmlns:r="http://schemas.openxmlformats.org/officeDocument/2006/relationships" xmlns:w="http://schemas.openxmlformats.org/wordprocessingml/2006/main" xmlns:w14="http://schemas.microsoft.com/office/word/2010/wordml" xmlns:w15="http://schemas.microsoft.com/office/word/2012/wordml" xmlns:w16cex="http://schemas.microsoft.com/office/word/2018/wordml/cex" xmlns:w16cid="http://schemas.microsoft.com/office/word/2016/wordml/cid" xmlns:w16="http://schemas.microsoft.com/office/word/2018/wordml" xmlns:w16du="http://schemas.microsoft.com/office/word/2023/wordml/word16du" xmlns:w16sdtdh="http://schemas.microsoft.com/office/word/2020/wordml/sdtdatahash" xmlns:w16sdtfl="http://schemas.microsoft.com/office/word/2024/wordml/sdtformatlock" xmlns:w16se="http://schemas.microsoft.com/office/word/2015/wordml/symex" mc:Ignorable="w14 w15 w16se w16cid w16 w16cex w16sdtdh w16sdtfl w16du">
   <w:docDefaults>
     <w:rPrDefault>
       <w:rPr>
